--- a/storage/app/models/control.docx
+++ b/storage/app/models/control.docx
@@ -49,6 +49,8 @@
                 <w:bCs/>
               </w:rPr>
               <w:t>${name}</w:t>
+              <w:br/>
+              <w:t>${scope}</w:t>
             </w:r>
           </w:p>
         </w:tc>
@@ -163,58 +165,6 @@
             </w:pPr>
             <w:r>
               <w:rPr/>
-              <w:t>Périmètre</w:t>
-            </w:r>
-          </w:p>
-        </w:tc>
-        <w:tc>
-          <w:tcPr>
-            <w:tcW w:w="7647" w:type="dxa"/>
-            <w:gridSpan w:val="2"/>
-            <w:tcBorders>
-              <w:top w:val="nil"/>
-              <w:left w:val="nil"/>
-              <w:bottom w:val="nil"/>
-              <w:right w:val="nil"/>
-            </w:tcBorders>
-            <w:shd w:fill="auto" w:val="clear"/>
-          </w:tcPr>
-          <w:p>
-            <w:pPr>
-              <w:pStyle w:val="Default"/>
-              <w:widowControl w:val="false"/>
-              <w:suppressAutoHyphens w:val="true"/>
-              <w:rPr/>
-            </w:pPr>
-            <w:r>
-              <w:rPr/>
-              <w:t>${scope}</w:t>
-            </w:r>
-          </w:p>
-        </w:tc>
-      </w:tr>
-      <w:tr>
-        <w:trPr/>
-        <w:tc>
-          <w:tcPr>
-            <w:tcW w:w="1412" w:type="dxa"/>
-            <w:tcBorders>
-              <w:top w:val="nil"/>
-              <w:left w:val="nil"/>
-              <w:bottom w:val="nil"/>
-              <w:right w:val="nil"/>
-            </w:tcBorders>
-            <w:shd w:fill="auto" w:val="clear"/>
-          </w:tcPr>
-          <w:p>
-            <w:pPr>
-              <w:pStyle w:val="Default"/>
-              <w:widowControl w:val="false"/>
-              <w:suppressAutoHyphens w:val="true"/>
-              <w:rPr/>
-            </w:pPr>
-            <w:r>
-              <w:rPr/>
               <w:t>Objectif</w:t>
             </w:r>
           </w:p>
@@ -240,7 +190,7 @@
             </w:pPr>
             <w:r>
               <w:rPr/>
-              <w:t>${objective}</w:t>
+              <w:t xml:space="preserve">${objective} </w:t>
             </w:r>
           </w:p>
         </w:tc>
@@ -720,7 +670,7 @@
                   <v:path o:extrusionok="f" gradientshapeok="t" o:connecttype="rect"/>
                   <o:lock v:ext="edit" aspectratio="t"/>
                 </v:shapetype>
-                <v:shape id="shape_0" stroked="f" o:allowincell="t" style="position:absolute;margin-left:15.8pt;margin-top:7.6pt;width:191.3pt;height:67.6pt;mso-wrap-style:none;v-text-anchor:middle" type="_x0000_t75">
+                <v:shape id="shape_0" stroked="f" o:allowincell="t" style="position:absolute;margin-left:15.8pt;margin-top:7.6pt;width:191.2pt;height:67.5pt;mso-wrap-style:none;v-text-anchor:middle" type="_x0000_t75">
                   <o:signatureline issignatureline="t" id="{96EEB203-1AF1-4D2E-9506-F5DAF370BC28}" showsigndate="t" allowcomments="f"/>
                   <v:imagedata r:id="rId2" o:detectmouseclick="t"/>
                   <v:stroke color="#3465a4" joinstyle="round" endcap="flat"/>
@@ -2373,7 +2323,7 @@
     </w:rPr>
   </w:style>
   <w:style w:type="character" w:styleId="LienInternet" w:customStyle="1">
-    <w:name w:val="Lien Internet"/>
+    <w:name w:val="Hyperlink"/>
     <w:uiPriority w:val="99"/>
     <w:rsid w:val="00ae5e0c"/>
     <w:rPr>

--- a/storage/app/models/control.docx
+++ b/storage/app/models/control.docx
@@ -67,10 +67,14 @@
               <w:suppressAutoHyphens w:val="true"/>
               <w:spacing w:before="113" w:after="113"/>
               <w:jc w:val="center"/>
-              <w:rPr/>
+              <w:rPr>
+                <w:sz w:val="20"/>
+              </w:rPr>
             </w:pPr>
             <w:r>
-              <w:rPr/>
+              <w:rPr>
+                <w:sz w:val="20"/>
+              </w:rPr>
               <w:t>${</w:t>
             </w:r>
             <w:r>
@@ -80,14 +84,16 @@
                 <w:smallCaps/>
                 <w:color w:val="auto"/>
                 <w:kern w:val="0"/>
-                <w:sz w:val="28"/>
+                <w:sz w:val="24"/>
                 <w:szCs w:val="20"/>
                 <w:lang w:val="fr-LU" w:eastAsia="en-US" w:bidi="ar-SA"/>
               </w:rPr>
               <w:t>ref</w:t>
             </w:r>
             <w:r>
-              <w:rPr/>
+              <w:rPr>
+                <w:sz w:val="20"/>
+              </w:rPr>
               <w:t>}</w:t>
             </w:r>
           </w:p>
@@ -670,7 +676,7 @@
                   <v:path o:extrusionok="f" gradientshapeok="t" o:connecttype="rect"/>
                   <o:lock v:ext="edit" aspectratio="t"/>
                 </v:shapetype>
-                <v:shape id="shape_0" stroked="f" o:allowincell="t" style="position:absolute;margin-left:15.8pt;margin-top:7.6pt;width:191.2pt;height:67.5pt;mso-wrap-style:none;v-text-anchor:middle" type="_x0000_t75">
+                <v:shape id="shape_0" stroked="f" o:allowincell="t" style="position:absolute;margin-left:15.8pt;margin-top:7.6pt;width:191.15pt;height:67.45pt;mso-wrap-style:none;v-text-anchor:middle" type="_x0000_t75">
                   <o:signatureline issignatureline="t" id="{96EEB203-1AF1-4D2E-9506-F5DAF370BC28}" showsigndate="t" allowcomments="f"/>
                   <v:imagedata r:id="rId2" o:detectmouseclick="t"/>
                   <v:stroke color="#3465a4" joinstyle="round" endcap="flat"/>
